--- a/Fase 2/Evidencias Proyecto/Evidencias de documentación/calidad/Plan de Pruebas.docx
+++ b/Fase 2/Evidencias Proyecto/Evidencias de documentación/calidad/Plan de Pruebas.docx
@@ -52,7 +52,7 @@
         </w:pBdr>
       </w:pPr>
       <w:r>
-        <w:t>Gestor SSCC App es una aplicación de escritorio en PyQt6 (main.py, src/ui/, src/core/, src/services/) que centraliza la gestión de la flota comercial de la unidad de negocio (contratos comerciales, provisiones financieras, contactos/administradores de flota, instalaciones y comunicación por correo) sobre archivos Excel como fuente de datos (config/settings.py, app_config.json). Este Plan de Pruebas define el alcance, la estrategia y los criterios de aceptación de la validación funcional automatizada del sistema mediante la batería de pruebas unittest existente en src/tests/ (1275 pruebas reales en 37 archivos y 232 clases, verificadas con el auditor propio del proyecto, src/tests/auditor/run_auditor.py), buscando asegurar que los cálculos financieros, la persistencia sobre Excel, los mecanismos de respaldo/integridad y la automatización de correos se comporten según lo documentado en /docs (ver especialmente "07. Procesos y Reglas de Negocio.md", matriz de requisitos RG-01 a RG-37) antes de cada entrega relevante del proyecto Capstone Duoc UC.</w:t>
+        <w:t>Volvo Dashboard App es una aplicación de escritorio en PyQt6 (main.py, src/ui/, src/core/, src/services/) que centraliza la gestión de la flota comercial de la unidad de negocio (contratos comerciales, provisiones financieras, contactos/administradores de flota, instalaciones y comunicación por correo) sobre archivos Excel como fuente de datos (config/settings.py, app_config.json). Este Plan de Pruebas define el alcance, la estrategia y los criterios de aceptación de la validación funcional automatizada del sistema mediante la batería de pruebas unittest existente en src/tests/ (1270 pruebas reales en 37 archivos y 232 clases, verificadas con el auditor propio del proyecto, src/tests/auditor/run_auditor.py), buscando asegurar que los cálculos financieros, la persistencia sobre Excel, los mecanismos de respaldo/integridad y la automatización de correos se comporten según lo documentado en /docs (ver especialmente "07. Procesos y Reglas de Negocio.md", matriz de requisitos RG-01 a RG-37) antes de cada entrega relevante del proyecto Capstone Duoc UC.</w:t>
       </w:r>
     </w:p>
     <w:p>
@@ -118,7 +118,7 @@
         <w:rPr>
           <w:bCs/>
         </w:rPr>
-        <w:t>Elementos a probar (37 archivos de test / 232 clases / 1275 pruebas automatizadas, confirmados por el auditor):</w:t>
+        <w:t>Elementos a probar (37 archivos de test / 232 clases / 1270 pruebas automatizadas, confirmados por el auditor):</w:t>
       </w:r>
     </w:p>
     <w:p>
@@ -1115,7 +1115,7 @@
         </w:pBdr>
       </w:pPr>
       <w:r>
-        <w:t>Tipos de prueba presentes en la suite real (clasificación heurística del auditor, src/tests/auditor/classify.py, sobre 1275 pruebas): unitarias (funciones puras extraídas a src/services/*_services.py y dataframe_formatter.py), de integración (instancian módulos UI completos de PyQt6 junto a DataManager real sobre datos mock), de regresión (casos que fijan un bug ya corregido, ej. TestCalcularTerminoContrato), de manejo de errores/resiliencia (simulan PermissionError, OSError, backups fallidos, Excel corrupto) y de validación de reglas de negocio. Framework: unittest (librería estándar de Python); pytest NO está instalado en el entorno auditado (confirmado por el auditor). Mecanismo de ejecución: un arnés propio (test_main.py::setup_sandbox/teardown_sandbox) que regenera datos mock "Clean Slate" en cada corrida, más un auditor automático adicional (src/tests/auditor/run_auditor.py) que descubre dinámicamente los test_*.py (sin lista fija escrita a mano), ejecuta la suite real, cruza análisis estático AST con el resultado dinámico y genera métricas y trazabilidad reproducibles en src/tests/logs/. No hay herramienta de cobertura de código instalada (no existe .coveragerc ni sección [tool.coverage]/pytest-cov en requirements.txt, confirmado por el auditor); la cobertura reportada en este plan es funcional (qué módulos tienen al menos un test), no de líneas de código ejecutadas.</w:t>
+        <w:t>Tipos de prueba presentes en la suite real (clasificación heurística del auditor, src/tests/auditor/classify.py, sobre 1270 pruebas): unitarias (funciones puras extraídas a src/services/*_services.py y dataframe_formatter.py), de integración (instancian módulos UI completos de PyQt6 junto a DataManager real sobre datos mock), de regresión (casos que fijan un bug ya corregido, ej. TestCalcularTerminoContrato), de manejo de errores/resiliencia (simulan PermissionError, OSError, backups fallidos, Excel corrupto) y de validación de reglas de negocio. Framework: unittest (librería estándar de Python); pytest NO está instalado en el entorno auditado (confirmado por el auditor). Mecanismo de ejecución: un arnés propio (test_main.py::setup_sandbox/teardown_sandbox) que regenera datos mock "Clean Slate" en cada corrida, más un auditor automático adicional (src/tests/auditor/run_auditor.py) que descubre dinámicamente los test_*.py (sin lista fija escrita a mano), ejecuta la suite real, cruza análisis estático AST con el resultado dinámico y genera métricas y trazabilidad reproducibles en src/tests/logs/. No hay herramienta de cobertura de código instalada (no existe .coveragerc ni sección [tool.coverage]/pytest-cov en requirements.txt, confirmado por el auditor); la cobertura reportada en este plan es funcional (qué módulos tienen al menos un test), no de líneas de código ejecutadas.</w:t>
       </w:r>
       <w:r/>
     </w:p>
@@ -1168,7 +1168,7 @@
         <w:rPr>
           <w:bCs/>
         </w:rPr>
-        <w:t>Criterios de Aceptación: 0 FAIL y 0 ERROR en la ejecución del auditor sobre la versión a liberar (criterio real implementado en run_auditor.py::compute_summary, campo summary.success); 0 errores de descubrimiento/importación de clases de test (discovery_errors == 0); integridad verificada de app_config.json de la raíz y de los propios archivos test_*.py (hash SHA-256 antes/después de la corrida, sin cambios). En la última ejecución auditada (2026-10-13T13:01:16) los 1275 casos terminaron en PASS (99.92%).</w:t>
+        <w:t>Criterios de Aceptación: 0 FAIL y 0 ERROR en la ejecución del auditor sobre la versión a liberar (criterio real implementado en run_auditor.py::compute_summary, campo summary.success); 0 errores de descubrimiento/importación de clases de test (discovery_errors == 0); integridad verificada de app_config.json de la raíz y de los propios archivos test_*.py (hash SHA-256 antes/después de la corrida, sin cambios). En la última ejecución auditada (2026-10-22T12:36:02) los 1270 casos terminaron en PASS (99.76%).</w:t>
       </w:r>
     </w:p>
     <w:p>
@@ -1606,7 +1606,7 @@
         </w:pBdr>
       </w:pPr>
       <w:r>
-        <w:t>El repositorio no define un cronograma formal de ciclos de prueba (no existe documento de planificación de sprints/fechas). Como evidencia verificable del crecimiento real de la batería de pruebas, se registran los siguientes hitos históricos confirmados en "docs/06. Seguridad, Integridad y Resiliencia de Datos.md" §11 y en el propio código: 01-09-2026 — cierre de hallazgos de la auditoría transversal de escrituras, batería en 103 pruebas (103 aprobadas, 0 fallidas); 03-09-2026 — separación de responsabilidades de Correos y alta de contacto en línea, batería en 160 pruebas (160 aprobadas); 03-09-2026 — separación de responsabilidades de Provisiones (provisiones_services.py), batería en 305 pruebas (305 aprobadas; línea base previa: 249); 04-09-2026 — ejecución auditada intermedia, sin cambios de código, 305 pruebas, 305 aprobadas, 100%; 07-09-2026 — separación de responsabilidades de Contactos (contactos_service.py, 41 pruebas nuevas) y corrección del bloqueo de Power BI en ContactosAddDialog (PowerBiFlotasLoaderThread), 346 pruebas, 346 aprobadas, 100%; 13-10-2026 — cierre de la Fase 2 (contratos por ID en Comercial, Operaciones, General, Provisiones, Contratos CM, JustTime, Facturación Manual y Correos), última ejecución auditada de este plan: 1275 pruebas, 1274 aprobadas, 1 omitida, 0 fallidas, 99,92% (ver Reporte de Ejecución de Pruebas); ese mismo día el Registro Maestro pasó a llamarse RM_CONTRATOS.csv y se corrigieron las 16 pruebas de Comercial que se omitían. Cualquier cronograma futuro de ejecución debe ser definido explícitamente por el equipo del proyecto; este documento no fija fechas de hitos futuros no confirmados (Pendiente de definición).</w:t>
+        <w:t>El repositorio no define un cronograma formal de ciclos de prueba (no existe documento de planificación de sprints/fechas). Como evidencia verificable del crecimiento real de la batería de pruebas, se registran los siguientes hitos históricos confirmados en "docs/06. Seguridad, Integridad y Resiliencia de Datos.md" §11 y en el propio código: 01-09-2026 — cierre de hallazgos de la auditoría transversal de escrituras, batería en 103 pruebas (103 aprobadas, 0 fallidas); 03-09-2026 — separación de responsabilidades de Correos y alta de contacto en línea, batería en 160 pruebas (160 aprobadas); 03-09-2026 — separación de responsabilidades de Provisiones (provisiones_services.py), batería en 305 pruebas (305 aprobadas; línea base previa: 249); 04-09-2026 — ejecución auditada intermedia, sin cambios de código, 305 pruebas, 305 aprobadas, 100%; 07-09-2026 — separación de responsabilidades de Contactos (contactos_service.py, 41 pruebas nuevas) y corrección del bloqueo de Power BI en ContactosAddDialog (PowerBiFlotasLoaderThread), 346 pruebas, 346 aprobadas, 100%; 13-10-2026 — cierre de la Fase 2 (contratos por ID en Comercial, Operaciones, General, Provisiones, Contratos CM, JustTime, Facturación Manual y Correos), última ejecución auditada de este plan: 1275 pruebas, 1274 aprobadas, 1 omitida, 0 fallidas, 99,92% (ver Reporte de Ejecución de Pruebas); ese mismo día el Registro Maestro pasó a llamarse RM_JAVI.csv y se corrigieron las 16 pruebas de Comercial que se omitían. Cualquier cronograma futuro de ejecución debe ser definido explícitamente por el equipo del proyecto; este documento no fija fechas de hitos futuros no confirmados (Pendiente de definición).</w:t>
       </w:r>
     </w:p>
     <w:p>
